--- a/KIE4031_Stock_Price_Prediction_Report.docx
+++ b/KIE4031_Stock_Price_Prediction_Report.docx
@@ -14,7 +14,7 @@
           <w:noProof/>
         </w:rPr>
         <w:drawing>
-          <wp:inline distT="0" distB="0" distL="0" distR="0" wp14:anchorId="7B66DBA3" wp14:editId="3404FD18">
+          <wp:inline distT="0" distB="0" distL="0" distR="0" wp14:anchorId="39FF2F55" wp14:editId="0DC7B423">
             <wp:extent cx="4800600" cy="1580135"/>
             <wp:effectExtent l="0" t="0" r="0" b="0"/>
             <wp:docPr id="1" name="Picture 1"/>
@@ -324,7 +324,7 @@
           <w:noProof/>
         </w:rPr>
         <w:drawing>
-          <wp:inline distT="0" distB="0" distL="0" distR="0" wp14:anchorId="3E6E4561" wp14:editId="276874E7">
+          <wp:inline distT="0" distB="0" distL="0" distR="0" wp14:anchorId="4156578A" wp14:editId="28692526">
             <wp:extent cx="5852160" cy="3413760"/>
             <wp:effectExtent l="0" t="0" r="0" b="0"/>
             <wp:docPr id="2" name="Picture 2"/>
@@ -394,91 +394,48 @@
     </w:p>
     <w:p>
       <w:pPr>
-        <w:pBdr>
-          <w:left w:val="single" w:sz="8" w:space="6" w:color="808080"/>
-        </w:pBdr>
-        <w:shd w:val="clear" w:color="auto" w:fill="F2F2F2"/>
-        <w:spacing w:before="60" w:after="160" w:line="240" w:lineRule="auto"/>
-        <w:ind w:left="360" w:right="216"/>
+        <w:spacing w:before="60" w:after="160"/>
+        <w:jc w:val="center"/>
       </w:pPr>
       <w:r>
         <w:rPr>
-          <w:rFonts w:ascii="Courier New" w:hAnsi="Courier New"/>
-          <w:color w:val="1F1F1F"/>
-          <w:sz w:val="16"/>
+          <w:noProof/>
         </w:rPr>
-        <w:t>def load_and_clean_data():</w:t>
-      </w:r>
-      <w:r>
-        <w:rPr>
-          <w:rFonts w:ascii="Courier New" w:hAnsi="Courier New"/>
-          <w:color w:val="1F1F1F"/>
-          <w:sz w:val="16"/>
-        </w:rPr>
-        <w:br/>
-        <w:t xml:space="preserve">    if not DATA_PATH.exists():</w:t>
-      </w:r>
-      <w:r>
-        <w:rPr>
-          <w:rFonts w:ascii="Courier New" w:hAnsi="Courier New"/>
-          <w:color w:val="1F1F1F"/>
-          <w:sz w:val="16"/>
-        </w:rPr>
-        <w:br/>
-        <w:t xml:space="preserve">        download_yahoo_chart(SYMBOL, START_DATE, END_DATE)</w:t>
-      </w:r>
-      <w:r>
-        <w:rPr>
-          <w:rFonts w:ascii="Courier New" w:hAnsi="Courier New"/>
-          <w:color w:val="1F1F1F"/>
-          <w:sz w:val="16"/>
-        </w:rPr>
-        <w:br/>
-      </w:r>
-      <w:r>
-        <w:rPr>
-          <w:rFonts w:ascii="Courier New" w:hAnsi="Courier New"/>
-          <w:color w:val="1F1F1F"/>
-          <w:sz w:val="16"/>
-        </w:rPr>
-        <w:br/>
-        <w:t xml:space="preserve">    df = pd.read_csv(DATA_PATH, parse_dates=["Date"])</w:t>
-      </w:r>
-      <w:r>
-        <w:rPr>
-          <w:rFonts w:ascii="Courier New" w:hAnsi="Courier New"/>
-          <w:color w:val="1F1F1F"/>
-          <w:sz w:val="16"/>
-        </w:rPr>
-        <w:br/>
-        <w:t xml:space="preserve">    df = df.sort_values("Date").drop_duplicates("Date")</w:t>
-      </w:r>
-      <w:r>
-        <w:rPr>
-          <w:rFonts w:ascii="Courier New" w:hAnsi="Courier New"/>
-          <w:color w:val="1F1F1F"/>
-          <w:sz w:val="16"/>
-        </w:rPr>
-        <w:br/>
-        <w:t xml:space="preserve">    df = df.dropna(subset=["Adj Close"])</w:t>
-      </w:r>
-      <w:r>
-        <w:rPr>
-          <w:rFonts w:ascii="Courier New" w:hAnsi="Courier New"/>
-          <w:color w:val="1F1F1F"/>
-          <w:sz w:val="16"/>
-        </w:rPr>
-        <w:br/>
-        <w:t xml:space="preserve">    df = df[df["Adj Close"] &gt; 0].reset_index(drop=True)</w:t>
-      </w:r>
-      <w:r>
-        <w:rPr>
-          <w:rFonts w:ascii="Courier New" w:hAnsi="Courier New"/>
-          <w:color w:val="1F1F1F"/>
-          <w:sz w:val="16"/>
-        </w:rPr>
-        <w:br/>
-        <w:t xml:space="preserve">    return df</w:t>
+        <w:drawing>
+          <wp:inline distT="0" distB="0" distL="0" distR="0" wp14:anchorId="64C2D860" wp14:editId="21F3D636">
+            <wp:extent cx="3267075" cy="1000125"/>
+            <wp:effectExtent l="0" t="0" r="0" b="0"/>
+            <wp:docPr id="3" name="Picture 3"/>
+            <wp:cNvGraphicFramePr>
+              <a:graphicFrameLocks xmlns:a="http://schemas.openxmlformats.org/drawingml/2006/main" noChangeAspect="1"/>
+            </wp:cNvGraphicFramePr>
+            <a:graphic xmlns:a="http://schemas.openxmlformats.org/drawingml/2006/main">
+              <a:graphicData uri="http://schemas.openxmlformats.org/drawingml/2006/picture">
+                <pic:pic xmlns:pic="http://schemas.openxmlformats.org/drawingml/2006/picture">
+                  <pic:nvPicPr>
+                    <pic:cNvPr id="0" name="code_snippet_1.png"/>
+                    <pic:cNvPicPr/>
+                  </pic:nvPicPr>
+                  <pic:blipFill>
+                    <a:blip r:embed="rId8"/>
+                    <a:stretch>
+                      <a:fillRect/>
+                    </a:stretch>
+                  </pic:blipFill>
+                  <pic:spPr>
+                    <a:xfrm>
+                      <a:off x="0" y="0"/>
+                      <a:ext cx="3267075" cy="1000125"/>
+                    </a:xfrm>
+                    <a:prstGeom prst="rect">
+                      <a:avLst/>
+                    </a:prstGeom>
+                  </pic:spPr>
+                </pic:pic>
+              </a:graphicData>
+            </a:graphic>
+          </wp:inline>
+        </w:drawing>
       </w:r>
     </w:p>
     <w:p>
@@ -493,73 +450,48 @@
     </w:p>
     <w:p>
       <w:pPr>
-        <w:pBdr>
-          <w:left w:val="single" w:sz="8" w:space="6" w:color="808080"/>
-        </w:pBdr>
-        <w:shd w:val="clear" w:color="auto" w:fill="F2F2F2"/>
-        <w:spacing w:before="60" w:after="160" w:line="240" w:lineRule="auto"/>
-        <w:ind w:left="360" w:right="216"/>
+        <w:spacing w:before="60" w:after="160"/>
+        <w:jc w:val="center"/>
       </w:pPr>
       <w:r>
         <w:rPr>
-          <w:rFonts w:ascii="Courier New" w:hAnsi="Courier New"/>
-          <w:color w:val="1F1F1F"/>
-          <w:sz w:val="16"/>
+          <w:noProof/>
         </w:rPr>
-        <w:t>train_end_index = int(len(df) * (1 - VALIDATION_RATIO - TEST_RATIO))</w:t>
-      </w:r>
-      <w:r>
-        <w:rPr>
-          <w:rFonts w:ascii="Courier New" w:hAnsi="Courier New"/>
-          <w:color w:val="1F1F1F"/>
-          <w:sz w:val="16"/>
-        </w:rPr>
-        <w:br/>
-        <w:t>validation_end_index = int(len(df) * (1 - TEST_RATIO))</w:t>
-      </w:r>
-      <w:r>
-        <w:rPr>
-          <w:rFonts w:ascii="Courier New" w:hAnsi="Courier New"/>
-          <w:color w:val="1F1F1F"/>
-          <w:sz w:val="16"/>
-        </w:rPr>
-        <w:br/>
-        <w:t>train_close = df.loc[: train_end_index - 1, ["Adj Close"]]</w:t>
-      </w:r>
-      <w:r>
-        <w:rPr>
-          <w:rFonts w:ascii="Courier New" w:hAnsi="Courier New"/>
-          <w:color w:val="1F1F1F"/>
-          <w:sz w:val="16"/>
-        </w:rPr>
-        <w:br/>
-      </w:r>
-      <w:r>
-        <w:rPr>
-          <w:rFonts w:ascii="Courier New" w:hAnsi="Courier New"/>
-          <w:color w:val="1F1F1F"/>
-          <w:sz w:val="16"/>
-        </w:rPr>
-        <w:br/>
-        <w:t>scaler = MinMaxScaler()</w:t>
-      </w:r>
-      <w:r>
-        <w:rPr>
-          <w:rFonts w:ascii="Courier New" w:hAnsi="Courier New"/>
-          <w:color w:val="1F1F1F"/>
-          <w:sz w:val="16"/>
-        </w:rPr>
-        <w:br/>
-        <w:t>scaler.fit(train_close)</w:t>
-      </w:r>
-      <w:r>
-        <w:rPr>
-          <w:rFonts w:ascii="Courier New" w:hAnsi="Courier New"/>
-          <w:color w:val="1F1F1F"/>
-          <w:sz w:val="16"/>
-        </w:rPr>
-        <w:br/>
-        <w:t>scaled_close = scaler.transform(df[["Adj Close"]])</w:t>
+        <w:drawing>
+          <wp:inline distT="0" distB="0" distL="0" distR="0" wp14:anchorId="226D8859" wp14:editId="5F1470AF">
+            <wp:extent cx="3790949" cy="828675"/>
+            <wp:effectExtent l="0" t="0" r="0" b="0"/>
+            <wp:docPr id="4" name="Picture 4"/>
+            <wp:cNvGraphicFramePr>
+              <a:graphicFrameLocks xmlns:a="http://schemas.openxmlformats.org/drawingml/2006/main" noChangeAspect="1"/>
+            </wp:cNvGraphicFramePr>
+            <a:graphic xmlns:a="http://schemas.openxmlformats.org/drawingml/2006/main">
+              <a:graphicData uri="http://schemas.openxmlformats.org/drawingml/2006/picture">
+                <pic:pic xmlns:pic="http://schemas.openxmlformats.org/drawingml/2006/picture">
+                  <pic:nvPicPr>
+                    <pic:cNvPr id="0" name="code_snippet_2.png"/>
+                    <pic:cNvPicPr/>
+                  </pic:nvPicPr>
+                  <pic:blipFill>
+                    <a:blip r:embed="rId9"/>
+                    <a:stretch>
+                      <a:fillRect/>
+                    </a:stretch>
+                  </pic:blipFill>
+                  <pic:spPr>
+                    <a:xfrm>
+                      <a:off x="0" y="0"/>
+                      <a:ext cx="3790949" cy="828675"/>
+                    </a:xfrm>
+                    <a:prstGeom prst="rect">
+                      <a:avLst/>
+                    </a:prstGeom>
+                  </pic:spPr>
+                </pic:pic>
+              </a:graphicData>
+            </a:graphic>
+          </wp:inline>
+        </w:drawing>
       </w:r>
     </w:p>
     <w:p>
@@ -574,65 +506,48 @@
     </w:p>
     <w:p>
       <w:pPr>
-        <w:pBdr>
-          <w:left w:val="single" w:sz="8" w:space="6" w:color="808080"/>
-        </w:pBdr>
-        <w:shd w:val="clear" w:color="auto" w:fill="F2F2F2"/>
-        <w:spacing w:before="60" w:after="160" w:line="240" w:lineRule="auto"/>
-        <w:ind w:left="360" w:right="216"/>
+        <w:spacing w:before="60" w:after="160"/>
+        <w:jc w:val="center"/>
       </w:pPr>
       <w:r>
         <w:rPr>
-          <w:rFonts w:ascii="Courier New" w:hAnsi="Courier New"/>
-          <w:color w:val="1F1F1F"/>
-          <w:sz w:val="16"/>
+          <w:noProof/>
         </w:rPr>
-        <w:t>def build_sequences(values, lookback):</w:t>
-      </w:r>
-      <w:r>
-        <w:rPr>
-          <w:rFonts w:ascii="Courier New" w:hAnsi="Courier New"/>
-          <w:color w:val="1F1F1F"/>
-          <w:sz w:val="16"/>
-        </w:rPr>
-        <w:br/>
-        <w:t xml:space="preserve">    x, y = [], []</w:t>
-      </w:r>
-      <w:r>
-        <w:rPr>
-          <w:rFonts w:ascii="Courier New" w:hAnsi="Courier New"/>
-          <w:color w:val="1F1F1F"/>
-          <w:sz w:val="16"/>
-        </w:rPr>
-        <w:br/>
-        <w:t xml:space="preserve">    for idx in range(lookback, len(values)):</w:t>
-      </w:r>
-      <w:r>
-        <w:rPr>
-          <w:rFonts w:ascii="Courier New" w:hAnsi="Courier New"/>
-          <w:color w:val="1F1F1F"/>
-          <w:sz w:val="16"/>
-        </w:rPr>
-        <w:br/>
-        <w:t xml:space="preserve">        x.append(values[idx - lookback : idx])</w:t>
-      </w:r>
-      <w:r>
-        <w:rPr>
-          <w:rFonts w:ascii="Courier New" w:hAnsi="Courier New"/>
-          <w:color w:val="1F1F1F"/>
-          <w:sz w:val="16"/>
-        </w:rPr>
-        <w:br/>
-        <w:t xml:space="preserve">        y.append(values[idx])</w:t>
-      </w:r>
-      <w:r>
-        <w:rPr>
-          <w:rFonts w:ascii="Courier New" w:hAnsi="Courier New"/>
-          <w:color w:val="1F1F1F"/>
-          <w:sz w:val="16"/>
-        </w:rPr>
-        <w:br/>
-        <w:t xml:space="preserve">    return np.array(x, dtype=np.float32), np.array(y, dtype=np.float32)</w:t>
+        <w:drawing>
+          <wp:inline distT="0" distB="0" distL="0" distR="0" wp14:anchorId="2E33C5D0" wp14:editId="1338870B">
+            <wp:extent cx="3948112" cy="742950"/>
+            <wp:effectExtent l="0" t="0" r="0" b="0"/>
+            <wp:docPr id="5" name="Picture 5"/>
+            <wp:cNvGraphicFramePr>
+              <a:graphicFrameLocks xmlns:a="http://schemas.openxmlformats.org/drawingml/2006/main" noChangeAspect="1"/>
+            </wp:cNvGraphicFramePr>
+            <a:graphic xmlns:a="http://schemas.openxmlformats.org/drawingml/2006/main">
+              <a:graphicData uri="http://schemas.openxmlformats.org/drawingml/2006/picture">
+                <pic:pic xmlns:pic="http://schemas.openxmlformats.org/drawingml/2006/picture">
+                  <pic:nvPicPr>
+                    <pic:cNvPr id="0" name="code_snippet_3.png"/>
+                    <pic:cNvPicPr/>
+                  </pic:nvPicPr>
+                  <pic:blipFill>
+                    <a:blip r:embed="rId10"/>
+                    <a:stretch>
+                      <a:fillRect/>
+                    </a:stretch>
+                  </pic:blipFill>
+                  <pic:spPr>
+                    <a:xfrm>
+                      <a:off x="0" y="0"/>
+                      <a:ext cx="3948112" cy="742950"/>
+                    </a:xfrm>
+                    <a:prstGeom prst="rect">
+                      <a:avLst/>
+                    </a:prstGeom>
+                  </pic:spPr>
+                </pic:pic>
+              </a:graphicData>
+            </a:graphic>
+          </wp:inline>
+        </w:drawing>
       </w:r>
     </w:p>
     <w:p>
@@ -786,10 +701,10 @@
           <w:noProof/>
         </w:rPr>
         <w:drawing>
-          <wp:inline distT="0" distB="0" distL="0" distR="0" wp14:anchorId="6D599383" wp14:editId="207D0160">
+          <wp:inline distT="0" distB="0" distL="0" distR="0" wp14:anchorId="7AA17999" wp14:editId="1FC2E329">
             <wp:extent cx="5852160" cy="2789197"/>
             <wp:effectExtent l="0" t="0" r="0" b="0"/>
-            <wp:docPr id="3" name="Picture 3"/>
+            <wp:docPr id="6" name="Picture 6"/>
             <wp:cNvGraphicFramePr>
               <a:graphicFrameLocks xmlns:a="http://schemas.openxmlformats.org/drawingml/2006/main" noChangeAspect="1"/>
             </wp:cNvGraphicFramePr>
@@ -801,7 +716,7 @@
                     <pic:cNvPicPr/>
                   </pic:nvPicPr>
                   <pic:blipFill>
-                    <a:blip r:embed="rId8"/>
+                    <a:blip r:embed="rId11"/>
                     <a:stretch>
                       <a:fillRect/>
                     </a:stretch>
@@ -845,181 +760,48 @@
     </w:p>
     <w:p>
       <w:pPr>
-        <w:pBdr>
-          <w:left w:val="single" w:sz="8" w:space="6" w:color="808080"/>
-        </w:pBdr>
-        <w:shd w:val="clear" w:color="auto" w:fill="F2F2F2"/>
-        <w:spacing w:before="60" w:after="160" w:line="240" w:lineRule="auto"/>
-        <w:ind w:left="360" w:right="216"/>
+        <w:spacing w:before="60" w:after="160"/>
+        <w:jc w:val="center"/>
       </w:pPr>
       <w:r>
         <w:rPr>
-          <w:rFonts w:ascii="Courier New" w:hAnsi="Courier New"/>
-          <w:color w:val="1F1F1F"/>
-          <w:sz w:val="16"/>
+          <w:noProof/>
         </w:rPr>
-        <w:t>class StockRecurrentModel(nn.Module):</w:t>
-      </w:r>
-      <w:r>
-        <w:rPr>
-          <w:rFonts w:ascii="Courier New" w:hAnsi="Courier New"/>
-          <w:color w:val="1F1F1F"/>
-          <w:sz w:val="16"/>
-        </w:rPr>
-        <w:br/>
-        <w:t xml:space="preserve">    def __init__(self, cell_type, input_size=1, hidden_size=64,</w:t>
-      </w:r>
-      <w:r>
-        <w:rPr>
-          <w:rFonts w:ascii="Courier New" w:hAnsi="Courier New"/>
-          <w:color w:val="1F1F1F"/>
-          <w:sz w:val="16"/>
-        </w:rPr>
-        <w:br/>
-        <w:t xml:space="preserve">                 num_layers=2, dropout=0.20):</w:t>
-      </w:r>
-      <w:r>
-        <w:rPr>
-          <w:rFonts w:ascii="Courier New" w:hAnsi="Courier New"/>
-          <w:color w:val="1F1F1F"/>
-          <w:sz w:val="16"/>
-        </w:rPr>
-        <w:br/>
-        <w:t xml:space="preserve">        super().__init__()</w:t>
-      </w:r>
-      <w:r>
-        <w:rPr>
-          <w:rFonts w:ascii="Courier New" w:hAnsi="Courier New"/>
-          <w:color w:val="1F1F1F"/>
-          <w:sz w:val="16"/>
-        </w:rPr>
-        <w:br/>
-        <w:t xml:space="preserve">        recurrent_layers = {"RNN": nn.RNN, "GRU": nn.GRU, "LSTM": nn.LSTM}</w:t>
-      </w:r>
-      <w:r>
-        <w:rPr>
-          <w:rFonts w:ascii="Courier New" w:hAnsi="Courier New"/>
-          <w:color w:val="1F1F1F"/>
-          <w:sz w:val="16"/>
-        </w:rPr>
-        <w:br/>
-        <w:t xml:space="preserve">        self.recurrent = recurrent_layers[cell_type](</w:t>
-      </w:r>
-      <w:r>
-        <w:rPr>
-          <w:rFonts w:ascii="Courier New" w:hAnsi="Courier New"/>
-          <w:color w:val="1F1F1F"/>
-          <w:sz w:val="16"/>
-        </w:rPr>
-        <w:br/>
-        <w:t xml:space="preserve">            input_size=input_size,</w:t>
-      </w:r>
-      <w:r>
-        <w:rPr>
-          <w:rFonts w:ascii="Courier New" w:hAnsi="Courier New"/>
-          <w:color w:val="1F1F1F"/>
-          <w:sz w:val="16"/>
-        </w:rPr>
-        <w:br/>
-        <w:t xml:space="preserve">            hidden_size=hidden_size,</w:t>
-      </w:r>
-      <w:r>
-        <w:rPr>
-          <w:rFonts w:ascii="Courier New" w:hAnsi="Courier New"/>
-          <w:color w:val="1F1F1F"/>
-          <w:sz w:val="16"/>
-        </w:rPr>
-        <w:br/>
-        <w:t xml:space="preserve">            num_layers=num_layers,</w:t>
-      </w:r>
-      <w:r>
-        <w:rPr>
-          <w:rFonts w:ascii="Courier New" w:hAnsi="Courier New"/>
-          <w:color w:val="1F1F1F"/>
-          <w:sz w:val="16"/>
-        </w:rPr>
-        <w:br/>
-        <w:t xml:space="preserve">            batch_first=True,</w:t>
-      </w:r>
-      <w:r>
-        <w:rPr>
-          <w:rFonts w:ascii="Courier New" w:hAnsi="Courier New"/>
-          <w:color w:val="1F1F1F"/>
-          <w:sz w:val="16"/>
-        </w:rPr>
-        <w:br/>
-        <w:t xml:space="preserve">            dropout=dropout,</w:t>
-      </w:r>
-      <w:r>
-        <w:rPr>
-          <w:rFonts w:ascii="Courier New" w:hAnsi="Courier New"/>
-          <w:color w:val="1F1F1F"/>
-          <w:sz w:val="16"/>
-        </w:rPr>
-        <w:br/>
-        <w:t xml:space="preserve">        )</w:t>
-      </w:r>
-      <w:r>
-        <w:rPr>
-          <w:rFonts w:ascii="Courier New" w:hAnsi="Courier New"/>
-          <w:color w:val="1F1F1F"/>
-          <w:sz w:val="16"/>
-        </w:rPr>
-        <w:br/>
-        <w:t xml:space="preserve">        self.regressor = nn.Sequential(</w:t>
-      </w:r>
-      <w:r>
-        <w:rPr>
-          <w:rFonts w:ascii="Courier New" w:hAnsi="Courier New"/>
-          <w:color w:val="1F1F1F"/>
-          <w:sz w:val="16"/>
-        </w:rPr>
-        <w:br/>
-        <w:t xml:space="preserve">            nn.Linear(hidden_size, 32), nn.ReLU(), nn.Linear(32, 1)</w:t>
-      </w:r>
-      <w:r>
-        <w:rPr>
-          <w:rFonts w:ascii="Courier New" w:hAnsi="Courier New"/>
-          <w:color w:val="1F1F1F"/>
-          <w:sz w:val="16"/>
-        </w:rPr>
-        <w:br/>
-        <w:t xml:space="preserve">        )</w:t>
-      </w:r>
-      <w:r>
-        <w:rPr>
-          <w:rFonts w:ascii="Courier New" w:hAnsi="Courier New"/>
-          <w:color w:val="1F1F1F"/>
-          <w:sz w:val="16"/>
-        </w:rPr>
-        <w:br/>
-      </w:r>
-      <w:r>
-        <w:rPr>
-          <w:rFonts w:ascii="Courier New" w:hAnsi="Courier New"/>
-          <w:color w:val="1F1F1F"/>
-          <w:sz w:val="16"/>
-        </w:rPr>
-        <w:br/>
-        <w:t xml:space="preserve">    def forward(self, x):</w:t>
-      </w:r>
-      <w:r>
-        <w:rPr>
-          <w:rFonts w:ascii="Courier New" w:hAnsi="Courier New"/>
-          <w:color w:val="1F1F1F"/>
-          <w:sz w:val="16"/>
-        </w:rPr>
-        <w:br/>
-        <w:t xml:space="preserve">        output, _ = self.recurrent(x)</w:t>
-      </w:r>
-      <w:r>
-        <w:rPr>
-          <w:rFonts w:ascii="Courier New" w:hAnsi="Courier New"/>
-          <w:color w:val="1F1F1F"/>
-          <w:sz w:val="16"/>
-        </w:rPr>
-        <w:br/>
-        <w:t xml:space="preserve">        return self.regressor(output[:, -1, :])</w:t>
+        <w:drawing>
+          <wp:inline distT="0" distB="0" distL="0" distR="0" wp14:anchorId="12916A0C" wp14:editId="6F9E1324">
+            <wp:extent cx="4105274" cy="1857375"/>
+            <wp:effectExtent l="0" t="0" r="0" b="0"/>
+            <wp:docPr id="7" name="Picture 7"/>
+            <wp:cNvGraphicFramePr>
+              <a:graphicFrameLocks xmlns:a="http://schemas.openxmlformats.org/drawingml/2006/main" noChangeAspect="1"/>
+            </wp:cNvGraphicFramePr>
+            <a:graphic xmlns:a="http://schemas.openxmlformats.org/drawingml/2006/main">
+              <a:graphicData uri="http://schemas.openxmlformats.org/drawingml/2006/picture">
+                <pic:pic xmlns:pic="http://schemas.openxmlformats.org/drawingml/2006/picture">
+                  <pic:nvPicPr>
+                    <pic:cNvPr id="0" name="code_snippet_4.png"/>
+                    <pic:cNvPicPr/>
+                  </pic:nvPicPr>
+                  <pic:blipFill>
+                    <a:blip r:embed="rId12"/>
+                    <a:stretch>
+                      <a:fillRect/>
+                    </a:stretch>
+                  </pic:blipFill>
+                  <pic:spPr>
+                    <a:xfrm>
+                      <a:off x="0" y="0"/>
+                      <a:ext cx="4105274" cy="1857375"/>
+                    </a:xfrm>
+                    <a:prstGeom prst="rect">
+                      <a:avLst/>
+                    </a:prstGeom>
+                  </pic:spPr>
+                </pic:pic>
+              </a:graphicData>
+            </a:graphic>
+          </wp:inline>
+        </w:drawing>
       </w:r>
     </w:p>
     <w:p>
@@ -1261,207 +1043,48 @@
     </w:p>
     <w:p>
       <w:pPr>
-        <w:pBdr>
-          <w:left w:val="single" w:sz="8" w:space="6" w:color="808080"/>
-        </w:pBdr>
-        <w:shd w:val="clear" w:color="auto" w:fill="F2F2F2"/>
-        <w:spacing w:before="60" w:after="160" w:line="240" w:lineRule="auto"/>
-        <w:ind w:left="360" w:right="216"/>
+        <w:spacing w:before="60" w:after="160"/>
+        <w:jc w:val="center"/>
       </w:pPr>
       <w:r>
         <w:rPr>
-          <w:rFonts w:ascii="Courier New" w:hAnsi="Courier New"/>
-          <w:color w:val="1F1F1F"/>
-          <w:sz w:val="16"/>
+          <w:noProof/>
         </w:rPr>
-        <w:t>model = StockRecurrentModel(model_name).to(device)</w:t>
-      </w:r>
-      <w:r>
-        <w:rPr>
-          <w:rFonts w:ascii="Courier New" w:hAnsi="Courier New"/>
-          <w:color w:val="1F1F1F"/>
-          <w:sz w:val="16"/>
-        </w:rPr>
-        <w:br/>
-        <w:t>loss_fn = nn.MSELoss()</w:t>
-      </w:r>
-      <w:r>
-        <w:rPr>
-          <w:rFonts w:ascii="Courier New" w:hAnsi="Courier New"/>
-          <w:color w:val="1F1F1F"/>
-          <w:sz w:val="16"/>
-        </w:rPr>
-        <w:br/>
-        <w:t>optimizer = torch.optim.Adam(model.parameters(), lr=LEARNING_RATE)</w:t>
-      </w:r>
-      <w:r>
-        <w:rPr>
-          <w:rFonts w:ascii="Courier New" w:hAnsi="Courier New"/>
-          <w:color w:val="1F1F1F"/>
-          <w:sz w:val="16"/>
-        </w:rPr>
-        <w:br/>
-        <w:t>best_val_loss = float("inf")</w:t>
-      </w:r>
-      <w:r>
-        <w:rPr>
-          <w:rFonts w:ascii="Courier New" w:hAnsi="Courier New"/>
-          <w:color w:val="1F1F1F"/>
-          <w:sz w:val="16"/>
-        </w:rPr>
-        <w:br/>
-      </w:r>
-      <w:r>
-        <w:rPr>
-          <w:rFonts w:ascii="Courier New" w:hAnsi="Courier New"/>
-          <w:color w:val="1F1F1F"/>
-          <w:sz w:val="16"/>
-        </w:rPr>
-        <w:br/>
-        <w:t>for epoch in range(EPOCHS):</w:t>
-      </w:r>
-      <w:r>
-        <w:rPr>
-          <w:rFonts w:ascii="Courier New" w:hAnsi="Courier New"/>
-          <w:color w:val="1F1F1F"/>
-          <w:sz w:val="16"/>
-        </w:rPr>
-        <w:br/>
-        <w:t xml:space="preserve">    model.train()</w:t>
-      </w:r>
-      <w:r>
-        <w:rPr>
-          <w:rFonts w:ascii="Courier New" w:hAnsi="Courier New"/>
-          <w:color w:val="1F1F1F"/>
-          <w:sz w:val="16"/>
-        </w:rPr>
-        <w:br/>
-        <w:t xml:space="preserve">    for batch_x, batch_y in train_loader:</w:t>
-      </w:r>
-      <w:r>
-        <w:rPr>
-          <w:rFonts w:ascii="Courier New" w:hAnsi="Courier New"/>
-          <w:color w:val="1F1F1F"/>
-          <w:sz w:val="16"/>
-        </w:rPr>
-        <w:br/>
-        <w:t xml:space="preserve">        batch_x = batch_x.to(device)</w:t>
-      </w:r>
-      <w:r>
-        <w:rPr>
-          <w:rFonts w:ascii="Courier New" w:hAnsi="Courier New"/>
-          <w:color w:val="1F1F1F"/>
-          <w:sz w:val="16"/>
-        </w:rPr>
-        <w:br/>
-        <w:t xml:space="preserve">        batch_y = batch_y.to(device)</w:t>
-      </w:r>
-      <w:r>
-        <w:rPr>
-          <w:rFonts w:ascii="Courier New" w:hAnsi="Courier New"/>
-          <w:color w:val="1F1F1F"/>
-          <w:sz w:val="16"/>
-        </w:rPr>
-        <w:br/>
-        <w:t xml:space="preserve">        optimizer.zero_grad()</w:t>
-      </w:r>
-      <w:r>
-        <w:rPr>
-          <w:rFonts w:ascii="Courier New" w:hAnsi="Courier New"/>
-          <w:color w:val="1F1F1F"/>
-          <w:sz w:val="16"/>
-        </w:rPr>
-        <w:br/>
-        <w:t xml:space="preserve">        prediction = model(batch_x)</w:t>
-      </w:r>
-      <w:r>
-        <w:rPr>
-          <w:rFonts w:ascii="Courier New" w:hAnsi="Courier New"/>
-          <w:color w:val="1F1F1F"/>
-          <w:sz w:val="16"/>
-        </w:rPr>
-        <w:br/>
-        <w:t xml:space="preserve">        loss = loss_fn(prediction, batch_y)</w:t>
-      </w:r>
-      <w:r>
-        <w:rPr>
-          <w:rFonts w:ascii="Courier New" w:hAnsi="Courier New"/>
-          <w:color w:val="1F1F1F"/>
-          <w:sz w:val="16"/>
-        </w:rPr>
-        <w:br/>
-        <w:t xml:space="preserve">        loss.backward()</w:t>
-      </w:r>
-      <w:r>
-        <w:rPr>
-          <w:rFonts w:ascii="Courier New" w:hAnsi="Courier New"/>
-          <w:color w:val="1F1F1F"/>
-          <w:sz w:val="16"/>
-        </w:rPr>
-        <w:br/>
-        <w:t xml:space="preserve">        optimizer.step()</w:t>
-      </w:r>
-      <w:r>
-        <w:rPr>
-          <w:rFonts w:ascii="Courier New" w:hAnsi="Courier New"/>
-          <w:color w:val="1F1F1F"/>
-          <w:sz w:val="16"/>
-        </w:rPr>
-        <w:br/>
-      </w:r>
-      <w:r>
-        <w:rPr>
-          <w:rFonts w:ascii="Courier New" w:hAnsi="Courier New"/>
-          <w:color w:val="1F1F1F"/>
-          <w:sz w:val="16"/>
-        </w:rPr>
-        <w:br/>
-        <w:t xml:space="preserve">    model.eval()</w:t>
-      </w:r>
-      <w:r>
-        <w:rPr>
-          <w:rFonts w:ascii="Courier New" w:hAnsi="Courier New"/>
-          <w:color w:val="1F1F1F"/>
-          <w:sz w:val="16"/>
-        </w:rPr>
-        <w:br/>
-        <w:t xml:space="preserve">    with torch.no_grad():</w:t>
-      </w:r>
-      <w:r>
-        <w:rPr>
-          <w:rFonts w:ascii="Courier New" w:hAnsi="Courier New"/>
-          <w:color w:val="1F1F1F"/>
-          <w:sz w:val="16"/>
-        </w:rPr>
-        <w:br/>
-        <w:t xml:space="preserve">        val_loss = loss_fn(model(val_x), val_y)</w:t>
-      </w:r>
-      <w:r>
-        <w:rPr>
-          <w:rFonts w:ascii="Courier New" w:hAnsi="Courier New"/>
-          <w:color w:val="1F1F1F"/>
-          <w:sz w:val="16"/>
-        </w:rPr>
-        <w:br/>
-        <w:t xml:space="preserve">        if val_loss.item() &lt; best_val_loss:</w:t>
-      </w:r>
-      <w:r>
-        <w:rPr>
-          <w:rFonts w:ascii="Courier New" w:hAnsi="Courier New"/>
-          <w:color w:val="1F1F1F"/>
-          <w:sz w:val="16"/>
-        </w:rPr>
-        <w:br/>
-        <w:t xml:space="preserve">            best_val_loss = val_loss.item()</w:t>
-      </w:r>
-      <w:r>
-        <w:rPr>
-          <w:rFonts w:ascii="Courier New" w:hAnsi="Courier New"/>
-          <w:color w:val="1F1F1F"/>
-          <w:sz w:val="16"/>
-        </w:rPr>
-        <w:br/>
-        <w:t xml:space="preserve">            best_state = deepcopy(model.state_dict())</w:t>
+        <w:drawing>
+          <wp:inline distT="0" distB="0" distL="0" distR="0" wp14:anchorId="1E51428B" wp14:editId="2E7288B7">
+            <wp:extent cx="3686175" cy="2114550"/>
+            <wp:effectExtent l="0" t="0" r="0" b="0"/>
+            <wp:docPr id="8" name="Picture 8"/>
+            <wp:cNvGraphicFramePr>
+              <a:graphicFrameLocks xmlns:a="http://schemas.openxmlformats.org/drawingml/2006/main" noChangeAspect="1"/>
+            </wp:cNvGraphicFramePr>
+            <a:graphic xmlns:a="http://schemas.openxmlformats.org/drawingml/2006/main">
+              <a:graphicData uri="http://schemas.openxmlformats.org/drawingml/2006/picture">
+                <pic:pic xmlns:pic="http://schemas.openxmlformats.org/drawingml/2006/picture">
+                  <pic:nvPicPr>
+                    <pic:cNvPr id="0" name="code_snippet_5.png"/>
+                    <pic:cNvPicPr/>
+                  </pic:nvPicPr>
+                  <pic:blipFill>
+                    <a:blip r:embed="rId13"/>
+                    <a:stretch>
+                      <a:fillRect/>
+                    </a:stretch>
+                  </pic:blipFill>
+                  <pic:spPr>
+                    <a:xfrm>
+                      <a:off x="0" y="0"/>
+                      <a:ext cx="3686175" cy="2114550"/>
+                    </a:xfrm>
+                    <a:prstGeom prst="rect">
+                      <a:avLst/>
+                    </a:prstGeom>
+                  </pic:spPr>
+                </pic:pic>
+              </a:graphicData>
+            </a:graphic>
+          </wp:inline>
+        </w:drawing>
       </w:r>
     </w:p>
     <w:p>
@@ -1476,65 +1099,48 @@
     </w:p>
     <w:p>
       <w:pPr>
-        <w:pBdr>
-          <w:left w:val="single" w:sz="8" w:space="6" w:color="808080"/>
-        </w:pBdr>
-        <w:shd w:val="clear" w:color="auto" w:fill="F2F2F2"/>
-        <w:spacing w:before="60" w:after="160" w:line="240" w:lineRule="auto"/>
-        <w:ind w:left="360" w:right="216"/>
+        <w:spacing w:before="60" w:after="160"/>
+        <w:jc w:val="center"/>
       </w:pPr>
       <w:r>
         <w:rPr>
-          <w:rFonts w:ascii="Courier New" w:hAnsi="Courier New"/>
-          <w:color w:val="1F1F1F"/>
-          <w:sz w:val="16"/>
+          <w:noProof/>
         </w:rPr>
-        <w:t>def evaluate(y_true, y_pred):</w:t>
-      </w:r>
-      <w:r>
-        <w:rPr>
-          <w:rFonts w:ascii="Courier New" w:hAnsi="Courier New"/>
-          <w:color w:val="1F1F1F"/>
-          <w:sz w:val="16"/>
-        </w:rPr>
-        <w:br/>
-        <w:t xml:space="preserve">    rmse = math.sqrt(mean_squared_error(y_true, y_pred))</w:t>
-      </w:r>
-      <w:r>
-        <w:rPr>
-          <w:rFonts w:ascii="Courier New" w:hAnsi="Courier New"/>
-          <w:color w:val="1F1F1F"/>
-          <w:sz w:val="16"/>
-        </w:rPr>
-        <w:br/>
-        <w:t xml:space="preserve">    mae = mean_absolute_error(y_true, y_pred)</w:t>
-      </w:r>
-      <w:r>
-        <w:rPr>
-          <w:rFonts w:ascii="Courier New" w:hAnsi="Courier New"/>
-          <w:color w:val="1F1F1F"/>
-          <w:sz w:val="16"/>
-        </w:rPr>
-        <w:br/>
-        <w:t xml:space="preserve">    mape = np.mean(np.abs((y_true - y_pred) / y_true)) * 100</w:t>
-      </w:r>
-      <w:r>
-        <w:rPr>
-          <w:rFonts w:ascii="Courier New" w:hAnsi="Courier New"/>
-          <w:color w:val="1F1F1F"/>
-          <w:sz w:val="16"/>
-        </w:rPr>
-        <w:br/>
-        <w:t xml:space="preserve">    r2 = r2_score(y_true, y_pred)</w:t>
-      </w:r>
-      <w:r>
-        <w:rPr>
-          <w:rFonts w:ascii="Courier New" w:hAnsi="Courier New"/>
-          <w:color w:val="1F1F1F"/>
-          <w:sz w:val="16"/>
-        </w:rPr>
-        <w:br/>
-        <w:t xml:space="preserve">    return {"RMSE": rmse, "MAE": mae, "MAPE": mape, "R2": r2}</w:t>
+        <w:drawing>
+          <wp:inline distT="0" distB="0" distL="0" distR="0" wp14:anchorId="7AF3B37C" wp14:editId="7239A889">
+            <wp:extent cx="3424237" cy="742950"/>
+            <wp:effectExtent l="0" t="0" r="0" b="0"/>
+            <wp:docPr id="9" name="Picture 9"/>
+            <wp:cNvGraphicFramePr>
+              <a:graphicFrameLocks xmlns:a="http://schemas.openxmlformats.org/drawingml/2006/main" noChangeAspect="1"/>
+            </wp:cNvGraphicFramePr>
+            <a:graphic xmlns:a="http://schemas.openxmlformats.org/drawingml/2006/main">
+              <a:graphicData uri="http://schemas.openxmlformats.org/drawingml/2006/picture">
+                <pic:pic xmlns:pic="http://schemas.openxmlformats.org/drawingml/2006/picture">
+                  <pic:nvPicPr>
+                    <pic:cNvPr id="0" name="code_snippet_6.png"/>
+                    <pic:cNvPicPr/>
+                  </pic:nvPicPr>
+                  <pic:blipFill>
+                    <a:blip r:embed="rId14"/>
+                    <a:stretch>
+                      <a:fillRect/>
+                    </a:stretch>
+                  </pic:blipFill>
+                  <pic:spPr>
+                    <a:xfrm>
+                      <a:off x="0" y="0"/>
+                      <a:ext cx="3424237" cy="742950"/>
+                    </a:xfrm>
+                    <a:prstGeom prst="rect">
+                      <a:avLst/>
+                    </a:prstGeom>
+                  </pic:spPr>
+                </pic:pic>
+              </a:graphicData>
+            </a:graphic>
+          </wp:inline>
+        </w:drawing>
       </w:r>
     </w:p>
     <w:p>
@@ -1559,16 +1165,16 @@
         <w:tblLook w:val="04A0" w:firstRow="1" w:lastRow="0" w:firstColumn="1" w:lastColumn="0" w:noHBand="0" w:noVBand="1"/>
       </w:tblPr>
       <w:tblGrid>
-        <w:gridCol w:w="2448"/>
-        <w:gridCol w:w="1728"/>
-        <w:gridCol w:w="1728"/>
-        <w:gridCol w:w="1728"/>
-        <w:gridCol w:w="1728"/>
+        <w:gridCol w:w="1872"/>
+        <w:gridCol w:w="1872"/>
+        <w:gridCol w:w="1872"/>
+        <w:gridCol w:w="1872"/>
+        <w:gridCol w:w="1872"/>
       </w:tblGrid>
       <w:tr>
         <w:tc>
           <w:tcPr>
-            <w:tcW w:w="2448" w:type="dxa"/>
+            <w:tcW w:w="1872" w:type="dxa"/>
           </w:tcPr>
           <w:p>
             <w:r>
@@ -1581,7 +1187,7 @@
         </w:tc>
         <w:tc>
           <w:tcPr>
-            <w:tcW w:w="1728" w:type="dxa"/>
+            <w:tcW w:w="1872" w:type="dxa"/>
           </w:tcPr>
           <w:p>
             <w:r>
@@ -1594,7 +1200,7 @@
         </w:tc>
         <w:tc>
           <w:tcPr>
-            <w:tcW w:w="1728" w:type="dxa"/>
+            <w:tcW w:w="1872" w:type="dxa"/>
           </w:tcPr>
           <w:p>
             <w:r>
@@ -1607,7 +1213,7 @@
         </w:tc>
         <w:tc>
           <w:tcPr>
-            <w:tcW w:w="1728" w:type="dxa"/>
+            <w:tcW w:w="1872" w:type="dxa"/>
           </w:tcPr>
           <w:p>
             <w:r>
@@ -1620,7 +1226,7 @@
         </w:tc>
         <w:tc>
           <w:tcPr>
-            <w:tcW w:w="1728" w:type="dxa"/>
+            <w:tcW w:w="1872" w:type="dxa"/>
           </w:tcPr>
           <w:p>
             <w:r>
@@ -1635,7 +1241,7 @@
       <w:tr>
         <w:tc>
           <w:tcPr>
-            <w:tcW w:w="2448" w:type="dxa"/>
+            <w:tcW w:w="1872" w:type="dxa"/>
           </w:tcPr>
           <w:p>
             <w:r>
@@ -1645,7 +1251,7 @@
         </w:tc>
         <w:tc>
           <w:tcPr>
-            <w:tcW w:w="1728" w:type="dxa"/>
+            <w:tcW w:w="1872" w:type="dxa"/>
           </w:tcPr>
           <w:p>
             <w:r>
@@ -1655,7 +1261,7 @@
         </w:tc>
         <w:tc>
           <w:tcPr>
-            <w:tcW w:w="1728" w:type="dxa"/>
+            <w:tcW w:w="1872" w:type="dxa"/>
           </w:tcPr>
           <w:p>
             <w:r>
@@ -1665,7 +1271,7 @@
         </w:tc>
         <w:tc>
           <w:tcPr>
-            <w:tcW w:w="1728" w:type="dxa"/>
+            <w:tcW w:w="1872" w:type="dxa"/>
           </w:tcPr>
           <w:p>
             <w:r>
@@ -1675,7 +1281,7 @@
         </w:tc>
         <w:tc>
           <w:tcPr>
-            <w:tcW w:w="1728" w:type="dxa"/>
+            <w:tcW w:w="1872" w:type="dxa"/>
           </w:tcPr>
           <w:p>
             <w:r>
@@ -1687,7 +1293,7 @@
       <w:tr>
         <w:tc>
           <w:tcPr>
-            <w:tcW w:w="2448" w:type="dxa"/>
+            <w:tcW w:w="1872" w:type="dxa"/>
           </w:tcPr>
           <w:p>
             <w:r>
@@ -1697,7 +1303,7 @@
         </w:tc>
         <w:tc>
           <w:tcPr>
-            <w:tcW w:w="1728" w:type="dxa"/>
+            <w:tcW w:w="1872" w:type="dxa"/>
           </w:tcPr>
           <w:p>
             <w:r>
@@ -1707,7 +1313,7 @@
         </w:tc>
         <w:tc>
           <w:tcPr>
-            <w:tcW w:w="1728" w:type="dxa"/>
+            <w:tcW w:w="1872" w:type="dxa"/>
           </w:tcPr>
           <w:p>
             <w:r>
@@ -1717,7 +1323,7 @@
         </w:tc>
         <w:tc>
           <w:tcPr>
-            <w:tcW w:w="1728" w:type="dxa"/>
+            <w:tcW w:w="1872" w:type="dxa"/>
           </w:tcPr>
           <w:p>
             <w:r>
@@ -1727,7 +1333,7 @@
         </w:tc>
         <w:tc>
           <w:tcPr>
-            <w:tcW w:w="1728" w:type="dxa"/>
+            <w:tcW w:w="1872" w:type="dxa"/>
           </w:tcPr>
           <w:p>
             <w:r>
@@ -1739,7 +1345,7 @@
       <w:tr>
         <w:tc>
           <w:tcPr>
-            <w:tcW w:w="2448" w:type="dxa"/>
+            <w:tcW w:w="1872" w:type="dxa"/>
           </w:tcPr>
           <w:p>
             <w:r>
@@ -1749,7 +1355,7 @@
         </w:tc>
         <w:tc>
           <w:tcPr>
-            <w:tcW w:w="1728" w:type="dxa"/>
+            <w:tcW w:w="1872" w:type="dxa"/>
           </w:tcPr>
           <w:p>
             <w:r>
@@ -1759,7 +1365,7 @@
         </w:tc>
         <w:tc>
           <w:tcPr>
-            <w:tcW w:w="1728" w:type="dxa"/>
+            <w:tcW w:w="1872" w:type="dxa"/>
           </w:tcPr>
           <w:p>
             <w:r>
@@ -1769,7 +1375,7 @@
         </w:tc>
         <w:tc>
           <w:tcPr>
-            <w:tcW w:w="1728" w:type="dxa"/>
+            <w:tcW w:w="1872" w:type="dxa"/>
           </w:tcPr>
           <w:p>
             <w:r>
@@ -1779,7 +1385,7 @@
         </w:tc>
         <w:tc>
           <w:tcPr>
-            <w:tcW w:w="1728" w:type="dxa"/>
+            <w:tcW w:w="1872" w:type="dxa"/>
           </w:tcPr>
           <w:p>
             <w:r>
@@ -1791,7 +1397,7 @@
       <w:tr>
         <w:tc>
           <w:tcPr>
-            <w:tcW w:w="2448" w:type="dxa"/>
+            <w:tcW w:w="1872" w:type="dxa"/>
           </w:tcPr>
           <w:p>
             <w:r>
@@ -1801,7 +1407,7 @@
         </w:tc>
         <w:tc>
           <w:tcPr>
-            <w:tcW w:w="1728" w:type="dxa"/>
+            <w:tcW w:w="1872" w:type="dxa"/>
           </w:tcPr>
           <w:p>
             <w:r>
@@ -1811,7 +1417,7 @@
         </w:tc>
         <w:tc>
           <w:tcPr>
-            <w:tcW w:w="1728" w:type="dxa"/>
+            <w:tcW w:w="1872" w:type="dxa"/>
           </w:tcPr>
           <w:p>
             <w:r>
@@ -1821,7 +1427,7 @@
         </w:tc>
         <w:tc>
           <w:tcPr>
-            <w:tcW w:w="1728" w:type="dxa"/>
+            <w:tcW w:w="1872" w:type="dxa"/>
           </w:tcPr>
           <w:p>
             <w:r>
@@ -1831,7 +1437,7 @@
         </w:tc>
         <w:tc>
           <w:tcPr>
-            <w:tcW w:w="1728" w:type="dxa"/>
+            <w:tcW w:w="1872" w:type="dxa"/>
           </w:tcPr>
           <w:p>
             <w:r>
@@ -1860,10 +1466,10 @@
           <w:noProof/>
         </w:rPr>
         <w:drawing>
-          <wp:inline distT="0" distB="0" distL="0" distR="0" wp14:anchorId="76AA9238" wp14:editId="08B86017">
+          <wp:inline distT="0" distB="0" distL="0" distR="0" wp14:anchorId="29037FCA" wp14:editId="064A3124">
             <wp:extent cx="5852160" cy="2926080"/>
             <wp:effectExtent l="0" t="0" r="0" b="0"/>
-            <wp:docPr id="4" name="Picture 4"/>
+            <wp:docPr id="10" name="Picture 10"/>
             <wp:cNvGraphicFramePr>
               <a:graphicFrameLocks xmlns:a="http://schemas.openxmlformats.org/drawingml/2006/main" noChangeAspect="1"/>
             </wp:cNvGraphicFramePr>
@@ -1875,7 +1481,7 @@
                     <pic:cNvPicPr/>
                   </pic:nvPicPr>
                   <pic:blipFill>
-                    <a:blip r:embed="rId9"/>
+                    <a:blip r:embed="rId15"/>
                     <a:stretch>
                       <a:fillRect/>
                     </a:stretch>
@@ -1915,11 +1521,12 @@
         <w:rPr>
           <w:noProof/>
         </w:rPr>
+        <w:lastRenderedPageBreak/>
         <w:drawing>
-          <wp:inline distT="0" distB="0" distL="0" distR="0" wp14:anchorId="244AFBA5" wp14:editId="6BA49FA3">
+          <wp:inline distT="0" distB="0" distL="0" distR="0" wp14:anchorId="674BF3DD" wp14:editId="67D7518E">
             <wp:extent cx="5852160" cy="2926080"/>
             <wp:effectExtent l="0" t="0" r="0" b="0"/>
-            <wp:docPr id="5" name="Picture 5"/>
+            <wp:docPr id="11" name="Picture 11"/>
             <wp:cNvGraphicFramePr>
               <a:graphicFrameLocks xmlns:a="http://schemas.openxmlformats.org/drawingml/2006/main" noChangeAspect="1"/>
             </wp:cNvGraphicFramePr>
@@ -1931,7 +1538,7 @@
                     <pic:cNvPicPr/>
                   </pic:nvPicPr>
                   <pic:blipFill>
-                    <a:blip r:embed="rId10"/>
+                    <a:blip r:embed="rId16"/>
                     <a:stretch>
                       <a:fillRect/>
                     </a:stretch>
@@ -1960,7 +1567,6 @@
         <w:rPr>
           <w:sz w:val="18"/>
         </w:rPr>
-        <w:lastRenderedPageBreak/>
         <w:t>Figure 4. Actual vs predicted test-set prices.</w:t>
       </w:r>
     </w:p>
@@ -1973,10 +1579,10 @@
           <w:noProof/>
         </w:rPr>
         <w:drawing>
-          <wp:inline distT="0" distB="0" distL="0" distR="0" wp14:anchorId="258D20FC" wp14:editId="32372543">
+          <wp:inline distT="0" distB="0" distL="0" distR="0" wp14:anchorId="4A60A07B" wp14:editId="77F97E19">
             <wp:extent cx="5852160" cy="2926080"/>
             <wp:effectExtent l="0" t="0" r="0" b="0"/>
-            <wp:docPr id="6" name="Picture 6"/>
+            <wp:docPr id="12" name="Picture 12"/>
             <wp:cNvGraphicFramePr>
               <a:graphicFrameLocks xmlns:a="http://schemas.openxmlformats.org/drawingml/2006/main" noChangeAspect="1"/>
             </wp:cNvGraphicFramePr>
@@ -1988,7 +1594,7 @@
                     <pic:cNvPicPr/>
                   </pic:nvPicPr>
                   <pic:blipFill>
-                    <a:blip r:embed="rId11"/>
+                    <a:blip r:embed="rId17"/>
                     <a:stretch>
                       <a:fillRect/>
                     </a:stretch>
@@ -2028,11 +1634,12 @@
         <w:rPr>
           <w:noProof/>
         </w:rPr>
+        <w:lastRenderedPageBreak/>
         <w:drawing>
-          <wp:inline distT="0" distB="0" distL="0" distR="0" wp14:anchorId="089D3A49" wp14:editId="12D1A5D0">
+          <wp:inline distT="0" distB="0" distL="0" distR="0" wp14:anchorId="3967891B" wp14:editId="5403ACBF">
             <wp:extent cx="5852160" cy="2926080"/>
             <wp:effectExtent l="0" t="0" r="0" b="0"/>
-            <wp:docPr id="7" name="Picture 7"/>
+            <wp:docPr id="13" name="Picture 13"/>
             <wp:cNvGraphicFramePr>
               <a:graphicFrameLocks xmlns:a="http://schemas.openxmlformats.org/drawingml/2006/main" noChangeAspect="1"/>
             </wp:cNvGraphicFramePr>
@@ -2044,7 +1651,7 @@
                     <pic:cNvPicPr/>
                   </pic:nvPicPr>
                   <pic:blipFill>
-                    <a:blip r:embed="rId12"/>
+                    <a:blip r:embed="rId18"/>
                     <a:stretch>
                       <a:fillRect/>
                     </a:stretch>
@@ -2084,12 +1691,11 @@
         <w:rPr>
           <w:noProof/>
         </w:rPr>
-        <w:lastRenderedPageBreak/>
         <w:drawing>
-          <wp:inline distT="0" distB="0" distL="0" distR="0" wp14:anchorId="0FD2E53F" wp14:editId="28B15CB5">
+          <wp:inline distT="0" distB="0" distL="0" distR="0" wp14:anchorId="2C06F05B" wp14:editId="213FAC27">
             <wp:extent cx="5852160" cy="2926080"/>
             <wp:effectExtent l="0" t="0" r="0" b="0"/>
-            <wp:docPr id="8" name="Picture 8"/>
+            <wp:docPr id="14" name="Picture 14"/>
             <wp:cNvGraphicFramePr>
               <a:graphicFrameLocks xmlns:a="http://schemas.openxmlformats.org/drawingml/2006/main" noChangeAspect="1"/>
             </wp:cNvGraphicFramePr>
@@ -2101,7 +1707,7 @@
                     <pic:cNvPicPr/>
                   </pic:nvPicPr>
                   <pic:blipFill>
-                    <a:blip r:embed="rId13"/>
+                    <a:blip r:embed="rId19"/>
                     <a:stretch>
                       <a:fillRect/>
                     </a:stretch>
@@ -2135,6 +1741,23 @@
     </w:p>
     <w:p>
       <w:pPr>
+        <w:rPr>
+          <w:rFonts w:eastAsiaTheme="majorEastAsia" w:cstheme="majorBidi"/>
+          <w:b/>
+          <w:bCs/>
+          <w:sz w:val="32"/>
+          <w:szCs w:val="28"/>
+        </w:rPr>
+      </w:pPr>
+      <w:r>
+        <w:rPr>
+          <w:sz w:val="32"/>
+        </w:rPr>
+        <w:br w:type="page"/>
+      </w:r>
+    </w:p>
+    <w:p>
+      <w:pPr>
         <w:pStyle w:val="Heading1"/>
       </w:pPr>
       <w:r>
@@ -2142,6 +1765,7 @@
           <w:rFonts w:ascii="Times New Roman" w:hAnsi="Times New Roman"/>
           <w:sz w:val="32"/>
         </w:rPr>
+        <w:lastRenderedPageBreak/>
         <w:t>4. Critical Analysis</w:t>
       </w:r>
     </w:p>
@@ -2204,11 +1828,7 @@
         <w:jc w:val="both"/>
       </w:pPr>
       <w:r>
-        <w:t xml:space="preserve">However, the model has important limitations. First, there is still a risk of overfitting. RNN-based models contain many trainable parameters, and stock price data is noisy. A model may learn the shape of the training period well but fail when the market enters a different condition. Validation loss reduces this risk </w:t>
-      </w:r>
-      <w:r>
-        <w:lastRenderedPageBreak/>
-        <w:t>by showing whether performance improves on unseen validation data, but it does not guarantee reliable performance in future market regimes.</w:t>
+        <w:t>However, the model has important limitations. First, there is still a risk of overfitting. RNN-based models contain many trainable parameters, and stock price data is noisy. A model may learn the shape of the training period well but fail when the market enters a different condition. Validation loss reduces this risk by showing whether performance improves on unseen validation data, but it does not guarantee reliable performance in future market regimes.</w:t>
       </w:r>
     </w:p>
     <w:p>
@@ -2248,7 +1868,11 @@
         <w:jc w:val="both"/>
       </w:pPr>
       <w:r>
-        <w:t>Future improvements could include adding trading volume, technical indicators, market index prices, interest rates, and sentiment features. Regularization methods such as early stopping, validation loss monitoring, and hyperparameter tuning could reduce overfitting risk. A Transformer-based time-series model could also be tested. Overall, the GRU model is effective for this experiment, but it should be viewed as a forecasting aid rather than a guaranteed predictor of future stock prices.</w:t>
+        <w:t>Future improvements could include adding trading volume, technical indicators, market index prices, interest rates, and sentiment features. Regularization methods such as early stopping, validation loss monitoring, and hyperparameter tuning could reduce overfitting risk. A Transformer-based time-</w:t>
+      </w:r>
+      <w:r>
+        <w:lastRenderedPageBreak/>
+        <w:t>series model could also be tested. Overall, the GRU model is effective for this experiment, but it should be viewed as a forecasting aid rather than a guaranteed predictor of future stock prices.</w:t>
       </w:r>
     </w:p>
     <w:p>
@@ -2302,7 +1926,6 @@
           <w:rFonts w:ascii="Times New Roman" w:hAnsi="Times New Roman"/>
           <w:sz w:val="32"/>
         </w:rPr>
-        <w:lastRenderedPageBreak/>
         <w:t>Source Code</w:t>
       </w:r>
     </w:p>
@@ -2313,7 +1936,7 @@
       <w:r>
         <w:t xml:space="preserve">GitHub repository: </w:t>
       </w:r>
-      <w:hyperlink r:id="rId14">
+      <w:hyperlink r:id="rId20">
         <w:r>
           <w:rPr>
             <w:color w:val="0563C1"/>
@@ -2515,31 +2138,31 @@
       </w:rPr>
     </w:lvl>
   </w:abstractNum>
-  <w:num w:numId="1" w16cid:durableId="142045624">
+  <w:num w:numId="1" w16cid:durableId="563296182">
     <w:abstractNumId w:val="8"/>
   </w:num>
-  <w:num w:numId="2" w16cid:durableId="1662075487">
+  <w:num w:numId="2" w16cid:durableId="1741635314">
     <w:abstractNumId w:val="6"/>
   </w:num>
-  <w:num w:numId="3" w16cid:durableId="1394163688">
+  <w:num w:numId="3" w16cid:durableId="1109277000">
     <w:abstractNumId w:val="5"/>
   </w:num>
-  <w:num w:numId="4" w16cid:durableId="1671835095">
+  <w:num w:numId="4" w16cid:durableId="709376747">
     <w:abstractNumId w:val="4"/>
   </w:num>
-  <w:num w:numId="5" w16cid:durableId="250087358">
+  <w:num w:numId="5" w16cid:durableId="1988165996">
     <w:abstractNumId w:val="7"/>
   </w:num>
-  <w:num w:numId="6" w16cid:durableId="1281571146">
+  <w:num w:numId="6" w16cid:durableId="503934709">
     <w:abstractNumId w:val="3"/>
   </w:num>
-  <w:num w:numId="7" w16cid:durableId="343939758">
+  <w:num w:numId="7" w16cid:durableId="1317563390">
     <w:abstractNumId w:val="2"/>
   </w:num>
-  <w:num w:numId="8" w16cid:durableId="650911689">
+  <w:num w:numId="8" w16cid:durableId="1542743389">
     <w:abstractNumId w:val="1"/>
   </w:num>
-  <w:num w:numId="9" w16cid:durableId="1690910404">
+  <w:num w:numId="9" w16cid:durableId="1413964683">
     <w:abstractNumId w:val="0"/>
   </w:num>
 </w:numbering>
